--- a/doc/courses/interior/BDes_Interior_Design_INSD_Kolkata.f.docx
+++ b/doc/courses/interior/BDes_Interior_Design_INSD_Kolkata.f.docx
@@ -6,78 +6,41 @@
     <w:p>
       <w:pPr>
         <w:pStyle w:val="Heading1"/>
-        <w:rPr>
-          <w:highlight w:val="yellow"/>
-        </w:rPr>
       </w:pPr>
       <w:r>
-        <w:rPr>
-          <w:highlight w:val="yellow"/>
-        </w:rPr>
         <w:t>Bachelor of Design (</w:t>
       </w:r>
       <w:proofErr w:type="spellStart"/>
       <w:proofErr w:type="gramStart"/>
       <w:r>
-        <w:rPr>
-          <w:highlight w:val="yellow"/>
-        </w:rPr>
         <w:t>B.Des</w:t>
       </w:r>
       <w:proofErr w:type="spellEnd"/>
       <w:proofErr w:type="gramEnd"/>
       <w:r>
-        <w:rPr>
-          <w:highlight w:val="yellow"/>
-        </w:rPr>
         <w:t>) in Interior Design course page</w:t>
       </w:r>
     </w:p>
     <w:p>
       <w:pPr>
         <w:pStyle w:val="Heading2"/>
-        <w:rPr>
-          <w:highlight w:val="yellow"/>
-        </w:rPr>
       </w:pPr>
     </w:p>
     <w:p>
       <w:pPr>
         <w:pStyle w:val="Heading2"/>
-        <w:rPr>
-          <w:highlight w:val="yellow"/>
-        </w:rPr>
       </w:pPr>
       <w:r>
-        <w:rPr>
-          <w:highlight w:val="yellow"/>
-        </w:rPr>
         <w:t>Bachelor of Design (B.Des) in Interior Design</w:t>
       </w:r>
     </w:p>
     <w:p>
-      <w:pPr>
-        <w:rPr>
-          <w:highlight w:val="yellow"/>
-        </w:rPr>
-      </w:pPr>
       <w:r>
-        <w:rPr>
-          <w:highlight w:val="yellow"/>
-        </w:rPr>
         <w:t>Industry-driven interior design education with hands-on studio learning</w:t>
       </w:r>
     </w:p>
     <w:p>
-      <w:pPr>
-        <w:rPr>
-          <w:highlight w:val="yellow"/>
-        </w:rPr>
-      </w:pPr>
       <w:r>
-        <w:rPr>
-          <w:highlight w:val="yellow"/>
-        </w:rPr>
         <w:t>Build a professional career in interior design through practical training, real projects, and portfolio-focused education at International School of Design (INSD) Kolkata.</w:t>
       </w:r>
     </w:p>
@@ -86,78 +49,49 @@
         <w:rPr>
           <w:b/>
           <w:bCs/>
-          <w:highlight w:val="yellow"/>
         </w:rPr>
       </w:pPr>
       <w:r>
         <w:rPr>
           <w:b/>
           <w:bCs/>
-          <w:highlight w:val="yellow"/>
         </w:rPr>
         <w:t>Quick Info</w:t>
       </w:r>
     </w:p>
     <w:p>
-      <w:pPr>
-        <w:rPr>
-          <w:highlight w:val="yellow"/>
-        </w:rPr>
-      </w:pPr>
       <w:r>
         <w:rPr>
           <w:b/>
           <w:bCs/>
-          <w:highlight w:val="yellow"/>
         </w:rPr>
         <w:t>Duration</w:t>
       </w:r>
       <w:r>
-        <w:rPr>
-          <w:highlight w:val="yellow"/>
-        </w:rPr>
         <w:t>: 4 Years</w:t>
       </w:r>
     </w:p>
     <w:p>
-      <w:pPr>
-        <w:rPr>
-          <w:highlight w:val="yellow"/>
-        </w:rPr>
-      </w:pPr>
       <w:r>
         <w:rPr>
           <w:b/>
           <w:bCs/>
-          <w:highlight w:val="yellow"/>
         </w:rPr>
         <w:t>Mode</w:t>
       </w:r>
       <w:r>
-        <w:rPr>
-          <w:highlight w:val="yellow"/>
-        </w:rPr>
         <w:t>: Full-Time | On-Campus</w:t>
       </w:r>
     </w:p>
     <w:p>
-      <w:pPr>
-        <w:rPr>
-          <w:highlight w:val="yellow"/>
-        </w:rPr>
-      </w:pPr>
       <w:r>
         <w:rPr>
           <w:b/>
           <w:bCs/>
-          <w:highlight w:val="yellow"/>
         </w:rPr>
         <w:t>Eligibility</w:t>
       </w:r>
       <w:r>
-        <w:rPr>
-          <w:highlight w:val="yellow"/>
-        </w:rPr>
         <w:t>: 10+2 Pass</w:t>
       </w:r>
     </w:p>
@@ -166,353 +100,169 @@
         <w:rPr>
           <w:b/>
           <w:bCs/>
-          <w:highlight w:val="yellow"/>
         </w:rPr>
       </w:pPr>
       <w:r>
         <w:rPr>
           <w:b/>
           <w:bCs/>
-          <w:highlight w:val="yellow"/>
         </w:rPr>
         <w:t>Primary Actions</w:t>
       </w:r>
     </w:p>
     <w:p>
-      <w:pPr>
-        <w:rPr>
-          <w:highlight w:val="yellow"/>
-        </w:rPr>
-      </w:pPr>
       <w:r>
-        <w:rPr>
-          <w:highlight w:val="yellow"/>
-        </w:rPr>
         <w:t>Apply Now</w:t>
       </w:r>
     </w:p>
     <w:p>
-      <w:pPr>
-        <w:rPr>
-          <w:highlight w:val="yellow"/>
-        </w:rPr>
-      </w:pPr>
       <w:r>
-        <w:rPr>
-          <w:highlight w:val="yellow"/>
-        </w:rPr>
         <w:t>Book Free Counselling</w:t>
       </w:r>
     </w:p>
     <w:p>
       <w:pPr>
         <w:pStyle w:val="Heading2"/>
-        <w:rPr>
-          <w:highlight w:val="yellow"/>
-        </w:rPr>
       </w:pPr>
       <w:r>
-        <w:rPr>
-          <w:highlight w:val="yellow"/>
-        </w:rPr>
         <w:t>Course Overview</w:t>
       </w:r>
     </w:p>
+    <w:p/>
     <w:p>
-      <w:pPr>
-        <w:rPr>
-          <w:highlight w:val="yellow"/>
-        </w:rPr>
-      </w:pPr>
-    </w:p>
-    <w:p>
-      <w:pPr>
-        <w:rPr>
-          <w:highlight w:val="yellow"/>
-        </w:rPr>
-      </w:pPr>
       <w:r>
-        <w:rPr>
-          <w:highlight w:val="yellow"/>
-        </w:rPr>
         <w:t>The Bachelor of Design (</w:t>
       </w:r>
       <w:proofErr w:type="gramStart"/>
       <w:r>
-        <w:rPr>
-          <w:highlight w:val="yellow"/>
-        </w:rPr>
         <w:t>B.Des</w:t>
       </w:r>
       <w:proofErr w:type="gramEnd"/>
       <w:r>
-        <w:rPr>
-          <w:highlight w:val="yellow"/>
-        </w:rPr>
         <w:t>) in Interior Design is a comprehensive undergraduate program designed to build strong design fundamentals, technical understanding, and professional execution skills.</w:t>
       </w:r>
     </w:p>
     <w:p>
-      <w:pPr>
-        <w:rPr>
-          <w:highlight w:val="yellow"/>
-        </w:rPr>
-      </w:pPr>
       <w:r>
-        <w:rPr>
-          <w:highlight w:val="yellow"/>
-        </w:rPr>
         <w:t>The program is ideal for students who aspire to pursue careers in interior design and related creative fields. Learning is studio-based and practice-oriented, enabling students to develop spatial planning skills, material knowledge, design thinking, and professional presentation abilities through continuous hands-on learning.</w:t>
       </w:r>
     </w:p>
     <w:p>
-      <w:pPr>
-        <w:rPr>
-          <w:highlight w:val="yellow"/>
-        </w:rPr>
-      </w:pPr>
       <w:r>
-        <w:rPr>
-          <w:highlight w:val="yellow"/>
-        </w:rPr>
         <w:t>The academic structure integrates industry relevance, experiential exposure, and portfolio development through a learning approach that is student-focused and professionally aligned.</w:t>
       </w:r>
       <w:r>
-        <w:rPr>
-          <w:highlight w:val="yellow"/>
-        </w:rPr>
         <w:t xml:space="preserve"> </w:t>
       </w:r>
     </w:p>
     <w:p>
+      <w:r>
+        <w:t>CTA</w:t>
+      </w:r>
+      <w:bookmarkStart w:id="0" w:name="_GoBack"/>
+      <w:bookmarkEnd w:id="0"/>
+    </w:p>
+    <w:p>
+      <w:r>
+        <w:t>Download Brochure</w:t>
+      </w:r>
+    </w:p>
+    <w:p>
+      <w:pPr>
+        <w:pStyle w:val="Heading2"/>
+      </w:pPr>
+      <w:r>
+        <w:lastRenderedPageBreak/>
+        <w:t xml:space="preserve">Why Study </w:t>
+      </w:r>
+      <w:proofErr w:type="gramStart"/>
+      <w:r>
+        <w:t>B.Des</w:t>
+      </w:r>
+      <w:proofErr w:type="gramEnd"/>
+      <w:r>
+        <w:t xml:space="preserve"> in Interior Design at INSD Kolkata</w:t>
+      </w:r>
+    </w:p>
+    <w:p/>
+    <w:p>
+      <w:r>
+        <w:t>Industry-aligned curriculum with practical orientation</w:t>
+      </w:r>
+    </w:p>
+    <w:p>
+      <w:r>
+        <w:t>Studio-based learning and hands-on design training</w:t>
+      </w:r>
+    </w:p>
+    <w:p>
+      <w:r>
+        <w:t>Experiential learning through site visits and live projects</w:t>
+      </w:r>
+    </w:p>
+    <w:p>
+      <w:r>
+        <w:t>Mentorship from practicing designers and entrepreneurs</w:t>
+      </w:r>
+    </w:p>
+    <w:p>
+      <w:r>
+        <w:t>Structured career guidance and placement support</w:t>
+      </w:r>
+    </w:p>
+    <w:p>
       <w:pPr>
         <w:rPr>
-          <w:highlight w:val="yellow"/>
+          <w:b/>
+          <w:bCs/>
         </w:rPr>
       </w:pPr>
       <w:r>
         <w:rPr>
-          <w:highlight w:val="yellow"/>
+          <w:b/>
+          <w:bCs/>
         </w:rPr>
         <w:t>CTA</w:t>
       </w:r>
     </w:p>
     <w:p>
-      <w:pPr>
-        <w:rPr>
-          <w:highlight w:val="yellow"/>
-        </w:rPr>
-      </w:pPr>
       <w:r>
-        <w:rPr>
-          <w:highlight w:val="yellow"/>
-        </w:rPr>
-        <w:t>Download Brochure</w:t>
-      </w:r>
-    </w:p>
-    <w:p>
-      <w:pPr>
-        <w:pStyle w:val="Heading2"/>
-        <w:rPr>
-          <w:highlight w:val="yellow"/>
-        </w:rPr>
-      </w:pPr>
-      <w:r>
-        <w:rPr>
-          <w:highlight w:val="yellow"/>
-        </w:rPr>
-        <w:lastRenderedPageBreak/>
-        <w:t xml:space="preserve">Why Study </w:t>
-      </w:r>
-      <w:proofErr w:type="gramStart"/>
-      <w:r>
-        <w:rPr>
-          <w:highlight w:val="yellow"/>
-        </w:rPr>
-        <w:t>B.Des</w:t>
-      </w:r>
-      <w:proofErr w:type="gramEnd"/>
-      <w:r>
-        <w:rPr>
-          <w:highlight w:val="yellow"/>
-        </w:rPr>
-        <w:t xml:space="preserve"> in Interior Design at INSD Kolkata</w:t>
-      </w:r>
-    </w:p>
-    <w:p>
-      <w:pPr>
-        <w:rPr>
-          <w:highlight w:val="yellow"/>
-        </w:rPr>
-      </w:pPr>
-    </w:p>
-    <w:p>
-      <w:pPr>
-        <w:rPr>
-          <w:highlight w:val="yellow"/>
-        </w:rPr>
-      </w:pPr>
-      <w:r>
-        <w:rPr>
-          <w:highlight w:val="yellow"/>
-        </w:rPr>
-        <w:t>Industry-aligned curriculum with practical orientation</w:t>
-      </w:r>
-    </w:p>
-    <w:p>
-      <w:pPr>
-        <w:rPr>
-          <w:highlight w:val="yellow"/>
-        </w:rPr>
-      </w:pPr>
-      <w:r>
-        <w:rPr>
-          <w:highlight w:val="yellow"/>
-        </w:rPr>
-        <w:t>Studio-based learning and hands-on design training</w:t>
-      </w:r>
-    </w:p>
-    <w:p>
-      <w:pPr>
-        <w:rPr>
-          <w:highlight w:val="yellow"/>
-        </w:rPr>
-      </w:pPr>
-      <w:r>
-        <w:rPr>
-          <w:highlight w:val="yellow"/>
-        </w:rPr>
-        <w:t>Experiential learning through site visits and live projects</w:t>
-      </w:r>
-    </w:p>
-    <w:p>
-      <w:pPr>
-        <w:rPr>
-          <w:highlight w:val="yellow"/>
-        </w:rPr>
-      </w:pPr>
-      <w:r>
-        <w:rPr>
-          <w:highlight w:val="yellow"/>
-        </w:rPr>
-        <w:t>Mentorship from practicing designers and entrepreneurs</w:t>
-      </w:r>
-    </w:p>
-    <w:p>
-      <w:pPr>
-        <w:rPr>
-          <w:highlight w:val="yellow"/>
-        </w:rPr>
-      </w:pPr>
-      <w:r>
-        <w:rPr>
-          <w:highlight w:val="yellow"/>
-        </w:rPr>
-        <w:t>Structured career guidance and placement support</w:t>
-      </w:r>
-    </w:p>
-    <w:p>
-      <w:pPr>
-        <w:rPr>
-          <w:b/>
-          <w:bCs/>
-          <w:highlight w:val="yellow"/>
-        </w:rPr>
-      </w:pPr>
-      <w:r>
-        <w:rPr>
-          <w:b/>
-          <w:bCs/>
-          <w:highlight w:val="yellow"/>
-        </w:rPr>
-        <w:t>CTA</w:t>
-      </w:r>
-    </w:p>
-    <w:p>
-      <w:pPr>
-        <w:rPr>
-          <w:highlight w:val="yellow"/>
-        </w:rPr>
-      </w:pPr>
-      <w:r>
-        <w:rPr>
-          <w:highlight w:val="yellow"/>
-        </w:rPr>
         <w:t>Career Guidance Support</w:t>
       </w:r>
     </w:p>
     <w:p>
-      <w:pPr>
-        <w:rPr>
-          <w:highlight w:val="yellow"/>
-        </w:rPr>
-      </w:pPr>
       <w:r>
-        <w:rPr>
-          <w:highlight w:val="yellow"/>
-        </w:rPr>
         <w:t>Unsure about career scope or professional opportunities in interior design?</w:t>
       </w:r>
     </w:p>
     <w:p>
-      <w:pPr>
-        <w:rPr>
-          <w:highlight w:val="yellow"/>
-        </w:rPr>
-      </w:pPr>
       <w:r>
-        <w:rPr>
-          <w:highlight w:val="yellow"/>
-        </w:rPr>
         <w:t>Talk to a Course Counsellor</w:t>
       </w:r>
     </w:p>
     <w:p>
-      <w:pPr>
-        <w:rPr>
-          <w:highlight w:val="yellow"/>
-        </w:rPr>
-      </w:pPr>
       <w:r>
-        <w:rPr>
-          <w:highlight w:val="yellow"/>
-        </w:rPr>
         <w:t>Get Career Guidance</w:t>
       </w:r>
     </w:p>
     <w:p>
       <w:pPr>
         <w:pStyle w:val="Heading2"/>
-        <w:rPr>
-          <w:highlight w:val="yellow"/>
-        </w:rPr>
       </w:pPr>
       <w:r>
-        <w:rPr>
-          <w:highlight w:val="yellow"/>
-        </w:rPr>
         <w:t>Curriculum Structure (Program Overview)</w:t>
       </w:r>
     </w:p>
     <w:p>
       <w:r>
-        <w:rPr>
-          <w:highlight w:val="yellow"/>
-        </w:rPr>
         <w:t xml:space="preserve">The </w:t>
       </w:r>
       <w:proofErr w:type="gramStart"/>
       <w:r>
-        <w:rPr>
-          <w:highlight w:val="yellow"/>
-        </w:rPr>
         <w:t>B.Des</w:t>
       </w:r>
       <w:proofErr w:type="gramEnd"/>
       <w:r>
-        <w:rPr>
-          <w:highlight w:val="yellow"/>
-        </w:rPr>
         <w:t xml:space="preserve"> in Interior Design program is structured to build design competence, professional understanding, and industry readiness through a blend of studio learning, experiential exposure, and industry engagement.</w:t>
       </w:r>
     </w:p>
@@ -521,14 +271,12 @@
         <w:rPr>
           <w:b/>
           <w:bCs/>
-          <w:highlight w:val="yellow"/>
         </w:rPr>
       </w:pPr>
       <w:r>
         <w:rPr>
           <w:b/>
           <w:bCs/>
-          <w:highlight w:val="yellow"/>
         </w:rPr>
         <w:t>Core Design Foundations</w:t>
       </w:r>
@@ -540,14 +288,8 @@
           <w:ilvl w:val="0"/>
           <w:numId w:val="10"/>
         </w:numPr>
-        <w:rPr>
-          <w:highlight w:val="yellow"/>
-        </w:rPr>
       </w:pPr>
       <w:r>
-        <w:rPr>
-          <w:highlight w:val="yellow"/>
-        </w:rPr>
         <w:t>Design principles and visual fundamentals</w:t>
       </w:r>
     </w:p>
@@ -558,14 +300,8 @@
           <w:ilvl w:val="0"/>
           <w:numId w:val="10"/>
         </w:numPr>
-        <w:rPr>
-          <w:highlight w:val="yellow"/>
-        </w:rPr>
       </w:pPr>
       <w:r>
-        <w:rPr>
-          <w:highlight w:val="yellow"/>
-        </w:rPr>
         <w:t>Freehand drawing, drafting, and graphical representation</w:t>
       </w:r>
     </w:p>
@@ -576,14 +312,8 @@
           <w:ilvl w:val="0"/>
           <w:numId w:val="10"/>
         </w:numPr>
-        <w:rPr>
-          <w:highlight w:val="yellow"/>
-        </w:rPr>
       </w:pPr>
       <w:r>
-        <w:rPr>
-          <w:highlight w:val="yellow"/>
-        </w:rPr>
         <w:t>Design graphics, presentation techniques, and visual communication</w:t>
       </w:r>
     </w:p>
@@ -594,14 +324,8 @@
           <w:ilvl w:val="0"/>
           <w:numId w:val="10"/>
         </w:numPr>
-        <w:rPr>
-          <w:highlight w:val="yellow"/>
-        </w:rPr>
       </w:pPr>
       <w:r>
-        <w:rPr>
-          <w:highlight w:val="yellow"/>
-        </w:rPr>
         <w:t>Colour theory, composition, and spatial understanding</w:t>
       </w:r>
     </w:p>
@@ -610,14 +334,12 @@
         <w:rPr>
           <w:b/>
           <w:bCs/>
-          <w:highlight w:val="yellow"/>
         </w:rPr>
       </w:pPr>
       <w:r>
         <w:rPr>
           <w:b/>
           <w:bCs/>
-          <w:highlight w:val="yellow"/>
         </w:rPr>
         <w:t>Interior Design Knowledge &amp; Skills</w:t>
       </w:r>
@@ -629,14 +351,8 @@
           <w:ilvl w:val="0"/>
           <w:numId w:val="11"/>
         </w:numPr>
-        <w:rPr>
-          <w:highlight w:val="yellow"/>
-        </w:rPr>
       </w:pPr>
       <w:r>
-        <w:rPr>
-          <w:highlight w:val="yellow"/>
-        </w:rPr>
         <w:t>Residential interior design and space planning</w:t>
       </w:r>
     </w:p>
@@ -647,14 +363,8 @@
           <w:ilvl w:val="0"/>
           <w:numId w:val="11"/>
         </w:numPr>
-        <w:rPr>
-          <w:highlight w:val="yellow"/>
-        </w:rPr>
       </w:pPr>
       <w:r>
-        <w:rPr>
-          <w:highlight w:val="yellow"/>
-        </w:rPr>
         <w:t>Furniture design and interior elements</w:t>
       </w:r>
     </w:p>
@@ -665,14 +375,8 @@
           <w:ilvl w:val="0"/>
           <w:numId w:val="11"/>
         </w:numPr>
-        <w:rPr>
-          <w:highlight w:val="yellow"/>
-        </w:rPr>
       </w:pPr>
       <w:r>
-        <w:rPr>
-          <w:highlight w:val="yellow"/>
-        </w:rPr>
         <w:t>Materials, finishes, and detailing</w:t>
       </w:r>
     </w:p>
@@ -683,14 +387,8 @@
           <w:ilvl w:val="0"/>
           <w:numId w:val="11"/>
         </w:numPr>
-        <w:rPr>
-          <w:highlight w:val="yellow"/>
-        </w:rPr>
       </w:pPr>
       <w:r>
-        <w:rPr>
-          <w:highlight w:val="yellow"/>
-        </w:rPr>
         <w:t>Lighting principles and interior applications</w:t>
       </w:r>
     </w:p>
@@ -701,14 +399,8 @@
           <w:ilvl w:val="0"/>
           <w:numId w:val="11"/>
         </w:numPr>
-        <w:rPr>
-          <w:highlight w:val="yellow"/>
-        </w:rPr>
       </w:pPr>
       <w:r>
-        <w:rPr>
-          <w:highlight w:val="yellow"/>
-        </w:rPr>
         <w:t>Building construction basics and services fundamentals</w:t>
       </w:r>
     </w:p>
@@ -719,14 +411,8 @@
           <w:ilvl w:val="0"/>
           <w:numId w:val="11"/>
         </w:numPr>
-        <w:rPr>
-          <w:highlight w:val="yellow"/>
-        </w:rPr>
       </w:pPr>
       <w:r>
-        <w:rPr>
-          <w:highlight w:val="yellow"/>
-        </w:rPr>
         <w:t>Working drawings, documentation, and execution detailing</w:t>
       </w:r>
     </w:p>
@@ -735,14 +421,12 @@
         <w:rPr>
           <w:b/>
           <w:bCs/>
-          <w:highlight w:val="yellow"/>
         </w:rPr>
       </w:pPr>
       <w:r>
         <w:rPr>
           <w:b/>
           <w:bCs/>
-          <w:highlight w:val="yellow"/>
         </w:rPr>
         <w:t>Advanced Interior Design Applications</w:t>
       </w:r>
@@ -754,14 +438,8 @@
           <w:ilvl w:val="0"/>
           <w:numId w:val="12"/>
         </w:numPr>
-        <w:rPr>
-          <w:highlight w:val="yellow"/>
-        </w:rPr>
       </w:pPr>
       <w:r>
-        <w:rPr>
-          <w:highlight w:val="yellow"/>
-        </w:rPr>
         <w:t>Commercial, public, and institutional space design</w:t>
       </w:r>
     </w:p>
@@ -772,14 +450,8 @@
           <w:ilvl w:val="0"/>
           <w:numId w:val="12"/>
         </w:numPr>
-        <w:rPr>
-          <w:highlight w:val="yellow"/>
-        </w:rPr>
       </w:pPr>
       <w:r>
-        <w:rPr>
-          <w:highlight w:val="yellow"/>
-        </w:rPr>
         <w:t>Advanced space planning and design development</w:t>
       </w:r>
     </w:p>
@@ -790,14 +462,8 @@
           <w:ilvl w:val="0"/>
           <w:numId w:val="12"/>
         </w:numPr>
-        <w:rPr>
-          <w:highlight w:val="yellow"/>
-        </w:rPr>
       </w:pPr>
       <w:r>
-        <w:rPr>
-          <w:highlight w:val="yellow"/>
-        </w:rPr>
         <w:lastRenderedPageBreak/>
         <w:t>Building technology and services integration</w:t>
       </w:r>
@@ -809,14 +475,8 @@
           <w:ilvl w:val="0"/>
           <w:numId w:val="12"/>
         </w:numPr>
-        <w:rPr>
-          <w:highlight w:val="yellow"/>
-        </w:rPr>
       </w:pPr>
       <w:r>
-        <w:rPr>
-          <w:highlight w:val="yellow"/>
-        </w:rPr>
         <w:t>Design visualization and professional presentations</w:t>
       </w:r>
     </w:p>
@@ -827,14 +487,8 @@
           <w:ilvl w:val="0"/>
           <w:numId w:val="12"/>
         </w:numPr>
-        <w:rPr>
-          <w:highlight w:val="yellow"/>
-        </w:rPr>
       </w:pPr>
       <w:r>
-        <w:rPr>
-          <w:highlight w:val="yellow"/>
-        </w:rPr>
         <w:t>Display, exhibition, and experiential design</w:t>
       </w:r>
     </w:p>
@@ -843,14 +497,12 @@
         <w:rPr>
           <w:b/>
           <w:bCs/>
-          <w:highlight w:val="yellow"/>
         </w:rPr>
       </w:pPr>
       <w:r>
         <w:rPr>
           <w:b/>
           <w:bCs/>
-          <w:highlight w:val="yellow"/>
         </w:rPr>
         <w:t>Experiential &amp; On-Site Learning</w:t>
       </w:r>
@@ -862,14 +514,8 @@
           <w:ilvl w:val="0"/>
           <w:numId w:val="13"/>
         </w:numPr>
-        <w:rPr>
-          <w:highlight w:val="yellow"/>
-        </w:rPr>
       </w:pPr>
       <w:r>
-        <w:rPr>
-          <w:highlight w:val="yellow"/>
-        </w:rPr>
         <w:t>Continuous experiential learning through site visits</w:t>
       </w:r>
     </w:p>
@@ -880,14 +526,8 @@
           <w:ilvl w:val="0"/>
           <w:numId w:val="13"/>
         </w:numPr>
-        <w:rPr>
-          <w:highlight w:val="yellow"/>
-        </w:rPr>
       </w:pPr>
       <w:r>
-        <w:rPr>
-          <w:highlight w:val="yellow"/>
-        </w:rPr>
         <w:t>Live design exercises and real-world observations</w:t>
       </w:r>
     </w:p>
@@ -898,14 +538,8 @@
           <w:ilvl w:val="0"/>
           <w:numId w:val="13"/>
         </w:numPr>
-        <w:rPr>
-          <w:highlight w:val="yellow"/>
-        </w:rPr>
       </w:pPr>
       <w:r>
-        <w:rPr>
-          <w:highlight w:val="yellow"/>
-        </w:rPr>
         <w:t>Working site exposure and vendor interaction</w:t>
       </w:r>
     </w:p>
@@ -916,14 +550,8 @@
           <w:ilvl w:val="0"/>
           <w:numId w:val="13"/>
         </w:numPr>
-        <w:rPr>
-          <w:highlight w:val="yellow"/>
-        </w:rPr>
       </w:pPr>
       <w:r>
-        <w:rPr>
-          <w:highlight w:val="yellow"/>
-        </w:rPr>
         <w:t>Design workshops, exhibitions, and project-based learning</w:t>
       </w:r>
     </w:p>
@@ -932,14 +560,12 @@
         <w:rPr>
           <w:b/>
           <w:bCs/>
-          <w:highlight w:val="yellow"/>
         </w:rPr>
       </w:pPr>
       <w:r>
         <w:rPr>
           <w:b/>
           <w:bCs/>
-          <w:highlight w:val="yellow"/>
         </w:rPr>
         <w:t>Industry Masterclasses &amp; Professional Exposure</w:t>
       </w:r>
@@ -951,14 +577,8 @@
           <w:ilvl w:val="0"/>
           <w:numId w:val="14"/>
         </w:numPr>
-        <w:rPr>
-          <w:highlight w:val="yellow"/>
-        </w:rPr>
       </w:pPr>
       <w:r>
-        <w:rPr>
-          <w:highlight w:val="yellow"/>
-        </w:rPr>
         <w:t>Regular masterclasses by practicing interior designers</w:t>
       </w:r>
     </w:p>
@@ -969,14 +589,8 @@
           <w:ilvl w:val="0"/>
           <w:numId w:val="14"/>
         </w:numPr>
-        <w:rPr>
-          <w:highlight w:val="yellow"/>
-        </w:rPr>
       </w:pPr>
       <w:r>
-        <w:rPr>
-          <w:highlight w:val="yellow"/>
-        </w:rPr>
         <w:t>Industry-led sessions on execution, materials, and workflows</w:t>
       </w:r>
     </w:p>
@@ -987,14 +601,8 @@
           <w:ilvl w:val="0"/>
           <w:numId w:val="14"/>
         </w:numPr>
-        <w:rPr>
-          <w:highlight w:val="yellow"/>
-        </w:rPr>
       </w:pPr>
       <w:r>
-        <w:rPr>
-          <w:highlight w:val="yellow"/>
-        </w:rPr>
         <w:t>Professional critiques, reviews, and design discussions</w:t>
       </w:r>
     </w:p>
@@ -1005,37 +613,23 @@
           <w:ilvl w:val="0"/>
           <w:numId w:val="14"/>
         </w:numPr>
-        <w:rPr>
-          <w:highlight w:val="yellow"/>
-        </w:rPr>
       </w:pPr>
       <w:r>
-        <w:rPr>
-          <w:highlight w:val="yellow"/>
-        </w:rPr>
         <w:t>Exposure to current industry practices and standards</w:t>
       </w:r>
     </w:p>
-    <w:p>
-      <w:pPr>
-        <w:rPr>
-          <w:highlight w:val="yellow"/>
-        </w:rPr>
-      </w:pPr>
-    </w:p>
+    <w:p/>
     <w:p>
       <w:pPr>
         <w:rPr>
           <w:b/>
           <w:bCs/>
-          <w:highlight w:val="yellow"/>
         </w:rPr>
       </w:pPr>
       <w:r>
         <w:rPr>
           <w:b/>
           <w:bCs/>
-          <w:highlight w:val="yellow"/>
         </w:rPr>
         <w:t>Professional Practice &amp; Entrepreneurship</w:t>
       </w:r>
@@ -1047,14 +641,8 @@
           <w:ilvl w:val="0"/>
           <w:numId w:val="15"/>
         </w:numPr>
-        <w:rPr>
-          <w:highlight w:val="yellow"/>
-        </w:rPr>
       </w:pPr>
       <w:r>
-        <w:rPr>
-          <w:highlight w:val="yellow"/>
-        </w:rPr>
         <w:t>Professional practice and design management</w:t>
       </w:r>
     </w:p>
@@ -1065,14 +653,8 @@
           <w:ilvl w:val="0"/>
           <w:numId w:val="15"/>
         </w:numPr>
-        <w:rPr>
-          <w:highlight w:val="yellow"/>
-        </w:rPr>
       </w:pPr>
       <w:r>
-        <w:rPr>
-          <w:highlight w:val="yellow"/>
-        </w:rPr>
         <w:t>Entrepreneurship for interior designers</w:t>
       </w:r>
     </w:p>
@@ -1083,14 +665,8 @@
           <w:ilvl w:val="0"/>
           <w:numId w:val="15"/>
         </w:numPr>
-        <w:rPr>
-          <w:highlight w:val="yellow"/>
-        </w:rPr>
       </w:pPr>
       <w:r>
-        <w:rPr>
-          <w:highlight w:val="yellow"/>
-        </w:rPr>
         <w:t>Sales, marketing, and client acquisition strategies</w:t>
       </w:r>
     </w:p>
@@ -1101,14 +677,8 @@
           <w:ilvl w:val="0"/>
           <w:numId w:val="15"/>
         </w:numPr>
-        <w:rPr>
-          <w:highlight w:val="yellow"/>
-        </w:rPr>
       </w:pPr>
       <w:r>
-        <w:rPr>
-          <w:highlight w:val="yellow"/>
-        </w:rPr>
         <w:t>Basic finance, costing, and project budgeting</w:t>
       </w:r>
     </w:p>
@@ -1119,37 +689,23 @@
           <w:ilvl w:val="0"/>
           <w:numId w:val="15"/>
         </w:numPr>
-        <w:rPr>
-          <w:highlight w:val="yellow"/>
-        </w:rPr>
       </w:pPr>
       <w:r>
-        <w:rPr>
-          <w:highlight w:val="yellow"/>
-        </w:rPr>
         <w:t>Design ethics, contracts, and professional compliance</w:t>
       </w:r>
     </w:p>
-    <w:p>
-      <w:pPr>
-        <w:rPr>
-          <w:highlight w:val="yellow"/>
-        </w:rPr>
-      </w:pPr>
-    </w:p>
+    <w:p/>
     <w:p>
       <w:pPr>
         <w:rPr>
           <w:b/>
           <w:bCs/>
-          <w:highlight w:val="yellow"/>
         </w:rPr>
       </w:pPr>
       <w:r>
         <w:rPr>
           <w:b/>
           <w:bCs/>
-          <w:highlight w:val="yellow"/>
         </w:rPr>
         <w:t>Industry Training &amp; Portfolio Development</w:t>
       </w:r>
@@ -1161,14 +717,8 @@
           <w:ilvl w:val="0"/>
           <w:numId w:val="16"/>
         </w:numPr>
-        <w:rPr>
-          <w:highlight w:val="yellow"/>
-        </w:rPr>
       </w:pPr>
       <w:r>
-        <w:rPr>
-          <w:highlight w:val="yellow"/>
-        </w:rPr>
         <w:t>6-month paid on-the-job training / industry internship</w:t>
       </w:r>
     </w:p>
@@ -1179,14 +729,8 @@
           <w:ilvl w:val="0"/>
           <w:numId w:val="16"/>
         </w:numPr>
-        <w:rPr>
-          <w:highlight w:val="yellow"/>
-        </w:rPr>
       </w:pPr>
       <w:r>
-        <w:rPr>
-          <w:highlight w:val="yellow"/>
-        </w:rPr>
         <w:t>Client handling, project execution, and coordination</w:t>
       </w:r>
     </w:p>
@@ -1197,14 +741,8 @@
           <w:ilvl w:val="0"/>
           <w:numId w:val="16"/>
         </w:numPr>
-        <w:rPr>
-          <w:highlight w:val="yellow"/>
-        </w:rPr>
       </w:pPr>
       <w:r>
-        <w:rPr>
-          <w:highlight w:val="yellow"/>
-        </w:rPr>
         <w:t>Final design project and professional portfolio development</w:t>
       </w:r>
     </w:p>
@@ -1215,37 +753,23 @@
           <w:ilvl w:val="0"/>
           <w:numId w:val="16"/>
         </w:numPr>
-        <w:rPr>
-          <w:highlight w:val="yellow"/>
-        </w:rPr>
       </w:pPr>
       <w:r>
-        <w:rPr>
-          <w:highlight w:val="yellow"/>
-        </w:rPr>
         <w:t>Industry-oriented learning through hands-on execution</w:t>
       </w:r>
     </w:p>
-    <w:p>
-      <w:pPr>
-        <w:rPr>
-          <w:highlight w:val="yellow"/>
-        </w:rPr>
-      </w:pPr>
-    </w:p>
+    <w:p/>
     <w:p>
       <w:pPr>
         <w:rPr>
           <w:b/>
           <w:bCs/>
-          <w:highlight w:val="yellow"/>
         </w:rPr>
       </w:pPr>
       <w:r>
         <w:rPr>
           <w:b/>
           <w:bCs/>
-          <w:highlight w:val="yellow"/>
         </w:rPr>
         <w:t>Learning Experience &amp; Practical Training</w:t>
       </w:r>
@@ -1257,14 +781,8 @@
           <w:ilvl w:val="0"/>
           <w:numId w:val="17"/>
         </w:numPr>
-        <w:rPr>
-          <w:highlight w:val="yellow"/>
-        </w:rPr>
       </w:pPr>
       <w:r>
-        <w:rPr>
-          <w:highlight w:val="yellow"/>
-        </w:rPr>
         <w:t>Dedicated design studios and drafting labs</w:t>
       </w:r>
     </w:p>
@@ -1275,14 +793,8 @@
           <w:ilvl w:val="0"/>
           <w:numId w:val="17"/>
         </w:numPr>
-        <w:rPr>
-          <w:highlight w:val="yellow"/>
-        </w:rPr>
       </w:pPr>
       <w:r>
-        <w:rPr>
-          <w:highlight w:val="yellow"/>
-        </w:rPr>
         <w:t>Regular site visits, workshops, and material exposure</w:t>
       </w:r>
     </w:p>
@@ -1293,14 +805,8 @@
           <w:ilvl w:val="0"/>
           <w:numId w:val="17"/>
         </w:numPr>
-        <w:rPr>
-          <w:highlight w:val="yellow"/>
-        </w:rPr>
       </w:pPr>
       <w:r>
-        <w:rPr>
-          <w:highlight w:val="yellow"/>
-        </w:rPr>
         <w:t>Industry-standard software and design tools</w:t>
       </w:r>
     </w:p>
@@ -1311,14 +817,8 @@
           <w:ilvl w:val="0"/>
           <w:numId w:val="17"/>
         </w:numPr>
-        <w:rPr>
-          <w:highlight w:val="yellow"/>
-        </w:rPr>
       </w:pPr>
       <w:r>
-        <w:rPr>
-          <w:highlight w:val="yellow"/>
-        </w:rPr>
         <w:t>Design competitions, exhibitions, and professional showcases</w:t>
       </w:r>
     </w:p>
@@ -1338,7 +838,6 @@
       </w:r>
     </w:p>
     <w:p>
-      <w:bookmarkStart w:id="0" w:name="_GoBack"/>
       <w:r>
         <w:t xml:space="preserve">The </w:t>
       </w:r>
@@ -1354,7 +853,6 @@
         <w:t>standard</w:t>
       </w:r>
     </w:p>
-    <w:bookmarkEnd w:id="0"/>
     <w:p>
       <w:r>
         <w:t>Instructor Name – Interior Design Faculty</w:t>
@@ -1485,24 +983,12 @@
     <w:p>
       <w:pPr>
         <w:pStyle w:val="Heading2"/>
-        <w:rPr>
-          <w:highlight w:val="yellow"/>
-        </w:rPr>
       </w:pPr>
       <w:r>
-        <w:rPr>
-          <w:highlight w:val="yellow"/>
-        </w:rPr>
         <w:t>Eligibility &amp; Admission Snapshot</w:t>
       </w:r>
     </w:p>
-    <w:p>
-      <w:pPr>
-        <w:rPr>
-          <w:highlight w:val="yellow"/>
-        </w:rPr>
-      </w:pPr>
-    </w:p>
+    <w:p/>
     <w:p>
       <w:pPr>
         <w:pStyle w:val="ListParagraph"/>
@@ -1510,28 +996,16 @@
           <w:ilvl w:val="0"/>
           <w:numId w:val="20"/>
         </w:numPr>
-        <w:rPr>
-          <w:highlight w:val="yellow"/>
-        </w:rPr>
       </w:pPr>
       <w:r>
-        <w:rPr>
-          <w:highlight w:val="yellow"/>
-        </w:rPr>
         <w:t xml:space="preserve">10+2 pass from a </w:t>
       </w:r>
       <w:proofErr w:type="spellStart"/>
       <w:r>
-        <w:rPr>
-          <w:highlight w:val="yellow"/>
-        </w:rPr>
         <w:t>recognised</w:t>
       </w:r>
       <w:proofErr w:type="spellEnd"/>
       <w:r>
-        <w:rPr>
-          <w:highlight w:val="yellow"/>
-        </w:rPr>
         <w:t xml:space="preserve"> board</w:t>
       </w:r>
     </w:p>
@@ -1542,14 +1016,8 @@
           <w:ilvl w:val="0"/>
           <w:numId w:val="20"/>
         </w:numPr>
-        <w:rPr>
-          <w:highlight w:val="yellow"/>
-        </w:rPr>
       </w:pPr>
       <w:r>
-        <w:rPr>
-          <w:highlight w:val="yellow"/>
-        </w:rPr>
         <w:t>No prior design background required</w:t>
       </w:r>
     </w:p>
@@ -1560,56 +1028,27 @@
           <w:ilvl w:val="0"/>
           <w:numId w:val="20"/>
         </w:numPr>
-        <w:rPr>
-          <w:highlight w:val="yellow"/>
-        </w:rPr>
       </w:pPr>
       <w:r>
-        <w:rPr>
-          <w:highlight w:val="yellow"/>
-        </w:rPr>
         <w:t>Creativity, interest, and commitment encouraged</w:t>
       </w:r>
     </w:p>
     <w:p>
       <w:pPr>
         <w:pStyle w:val="Heading2"/>
-        <w:rPr>
-          <w:highlight w:val="yellow"/>
-        </w:rPr>
       </w:pPr>
       <w:r>
-        <w:rPr>
-          <w:highlight w:val="yellow"/>
-        </w:rPr>
         <w:t>Scholarships &amp; Financial Support</w:t>
       </w:r>
     </w:p>
+    <w:p/>
     <w:p>
-      <w:pPr>
-        <w:rPr>
-          <w:highlight w:val="yellow"/>
-        </w:rPr>
-      </w:pPr>
-    </w:p>
-    <w:p>
-      <w:pPr>
-        <w:rPr>
-          <w:highlight w:val="yellow"/>
-        </w:rPr>
-      </w:pPr>
       <w:r>
-        <w:rPr>
-          <w:highlight w:val="yellow"/>
-        </w:rPr>
         <w:t>INSD Kolkata offers scholarship support to eligible students as part of its commitment to encouraging academic merit, creative potential, and inclusive access to professional design education.</w:t>
       </w:r>
     </w:p>
     <w:p>
       <w:r>
-        <w:rPr>
-          <w:highlight w:val="yellow"/>
-        </w:rPr>
         <w:t>Scholarship opportunities are evaluated based on institutional criteria. Details regarding eligibility, categories, and the application process are communicated transparently during the counselling interaction.</w:t>
       </w:r>
     </w:p>
@@ -14871,7 +14310,7 @@
 </file>
 
 <file path=customXml/itemProps1.xml><?xml version="1.0" encoding="utf-8"?>
-<ds:datastoreItem xmlns:ds="http://schemas.openxmlformats.org/officeDocument/2006/customXml" ds:itemID="{883D1064-43BC-45AF-A738-4BD0AD74D651}">
+<ds:datastoreItem xmlns:ds="http://schemas.openxmlformats.org/officeDocument/2006/customXml" ds:itemID="{9155A53F-F0D6-4B81-B406-8918AE70DA50}">
   <ds:schemaRefs>
     <ds:schemaRef ds:uri="http://schemas.openxmlformats.org/officeDocument/2006/bibliography"/>
   </ds:schemaRefs>
